--- a/src/OpenXmlHtml.Tests/Samples/WordSamples.EmployeeOnboardingGuide.Net.verified.docx
+++ b/src/OpenXmlHtml.Tests/Samples/WordSamples.EmployeeOnboardingGuide.Net.verified.docx
@@ -168,92 +168,134 @@
         <w:t xml:space="preserve">Department Contacts</w:t>
       </w:r>
     </w:p>
-    <w:p>
-      <w:r>
-        <w:rPr>
-          <w:b/>
-        </w:rPr>
-        <w:t xml:space="preserve">Department</w:t>
-      </w:r>
-      <w:r>
-        <w:t xml:space="preserve">	</w:t>
-      </w:r>
-      <w:r>
-        <w:rPr>
-          <w:b/>
-        </w:rPr>
-        <w:t xml:space="preserve">Contact</w:t>
-      </w:r>
-      <w:r>
-        <w:t xml:space="preserve">	</w:t>
-      </w:r>
-      <w:r>
-        <w:rPr>
-          <w:b/>
-        </w:rPr>
-        <w:t xml:space="preserve">Extension</w:t>
-      </w:r>
-    </w:p>
-    <w:p>
-      <w:r>
-        <w:t xml:space="preserve">IT Support</w:t>
-      </w:r>
-      <w:r>
-        <w:t xml:space="preserve">	</w:t>
-      </w:r>
-      <w:r>
-        <w:t xml:space="preserve">helpdesk@contoso.com</w:t>
-      </w:r>
-      <w:r>
-        <w:t xml:space="preserve">	</w:t>
-      </w:r>
-      <w:r>
-        <w:rPr>
-          <w:rFonts w:ascii="Courier New" w:hAnsi="Courier New"/>
-        </w:rPr>
-        <w:t xml:space="preserve">x4100</w:t>
-      </w:r>
-    </w:p>
-    <w:p>
-      <w:r>
-        <w:t xml:space="preserve">Facilities</w:t>
-      </w:r>
-      <w:r>
-        <w:t xml:space="preserve">	</w:t>
-      </w:r>
-      <w:r>
-        <w:t xml:space="preserve">facilities@contoso.com</w:t>
-      </w:r>
-      <w:r>
-        <w:t xml:space="preserve">	</w:t>
-      </w:r>
-      <w:r>
-        <w:rPr>
-          <w:rFonts w:ascii="Courier New" w:hAnsi="Courier New"/>
-        </w:rPr>
-        <w:t xml:space="preserve">x4200</w:t>
-      </w:r>
-    </w:p>
-    <w:p>
-      <w:r>
-        <w:t xml:space="preserve">HR</w:t>
-      </w:r>
-      <w:r>
-        <w:t xml:space="preserve">	</w:t>
-      </w:r>
-      <w:r>
-        <w:t xml:space="preserve">hr@contoso.com</w:t>
-      </w:r>
-      <w:r>
-        <w:t xml:space="preserve">	</w:t>
-      </w:r>
-      <w:r>
-        <w:rPr>
-          <w:rFonts w:ascii="Courier New" w:hAnsi="Courier New"/>
-        </w:rPr>
-        <w:t xml:space="preserve">x4300</w:t>
-      </w:r>
-    </w:p>
+    <w:tbl>
+      <w:tblPr>
+        <w:tblW w:w="0" w:type="auto"/>
+        <w:tblBorders>
+          <w:top w:val="single" w:color="auto" w:sz="4" w:space="0"/>
+          <w:left w:val="single" w:color="auto" w:sz="4" w:space="0"/>
+          <w:bottom w:val="single" w:color="auto" w:sz="4" w:space="0"/>
+          <w:right w:val="single" w:color="auto" w:sz="4" w:space="0"/>
+          <w:insideH w:val="single" w:color="auto" w:sz="4" w:space="0"/>
+          <w:insideV w:val="single" w:color="auto" w:sz="4" w:space="0"/>
+        </w:tblBorders>
+      </w:tblPr>
+      <w:tblGrid>
+        <w:gridCol/>
+        <w:gridCol/>
+        <w:gridCol/>
+      </w:tblGrid>
+      <w:tr>
+        <w:tc>
+          <w:p>
+            <w:r>
+              <w:rPr>
+                <w:b/>
+              </w:rPr>
+              <w:t xml:space="preserve">Department</w:t>
+            </w:r>
+          </w:p>
+        </w:tc>
+        <w:tc>
+          <w:p>
+            <w:r>
+              <w:rPr>
+                <w:b/>
+              </w:rPr>
+              <w:t xml:space="preserve">Contact</w:t>
+            </w:r>
+          </w:p>
+        </w:tc>
+        <w:tc>
+          <w:p>
+            <w:r>
+              <w:rPr>
+                <w:b/>
+              </w:rPr>
+              <w:t xml:space="preserve">Extension</w:t>
+            </w:r>
+          </w:p>
+        </w:tc>
+      </w:tr>
+      <w:tr>
+        <w:tc>
+          <w:p>
+            <w:r>
+              <w:t xml:space="preserve">IT Support</w:t>
+            </w:r>
+          </w:p>
+        </w:tc>
+        <w:tc>
+          <w:p>
+            <w:r>
+              <w:t xml:space="preserve">helpdesk@contoso.com</w:t>
+            </w:r>
+          </w:p>
+        </w:tc>
+        <w:tc>
+          <w:p>
+            <w:r>
+              <w:rPr>
+                <w:rFonts w:ascii="Courier New" w:hAnsi="Courier New"/>
+              </w:rPr>
+              <w:t xml:space="preserve">x4100</w:t>
+            </w:r>
+          </w:p>
+        </w:tc>
+      </w:tr>
+      <w:tr>
+        <w:tc>
+          <w:p>
+            <w:r>
+              <w:t xml:space="preserve">Facilities</w:t>
+            </w:r>
+          </w:p>
+        </w:tc>
+        <w:tc>
+          <w:p>
+            <w:r>
+              <w:t xml:space="preserve">facilities@contoso.com</w:t>
+            </w:r>
+          </w:p>
+        </w:tc>
+        <w:tc>
+          <w:p>
+            <w:r>
+              <w:rPr>
+                <w:rFonts w:ascii="Courier New" w:hAnsi="Courier New"/>
+              </w:rPr>
+              <w:t xml:space="preserve">x4200</w:t>
+            </w:r>
+          </w:p>
+        </w:tc>
+      </w:tr>
+      <w:tr>
+        <w:tc>
+          <w:p>
+            <w:r>
+              <w:t xml:space="preserve">HR</w:t>
+            </w:r>
+          </w:p>
+        </w:tc>
+        <w:tc>
+          <w:p>
+            <w:r>
+              <w:t xml:space="preserve">hr@contoso.com</w:t>
+            </w:r>
+          </w:p>
+        </w:tc>
+        <w:tc>
+          <w:p>
+            <w:r>
+              <w:rPr>
+                <w:rFonts w:ascii="Courier New" w:hAnsi="Courier New"/>
+              </w:rPr>
+              <w:t xml:space="preserve">x4300</w:t>
+            </w:r>
+          </w:p>
+        </w:tc>
+      </w:tr>
+    </w:tbl>
     <w:p>
       <w:r>
         <w:rPr>

--- a/src/OpenXmlHtml.Tests/Samples/WordSamples.EmployeeOnboardingGuide.Net.verified.docx
+++ b/src/OpenXmlHtml.Tests/Samples/WordSamples.EmployeeOnboardingGuide.Net.verified.docx
@@ -16,7 +16,7 @@
                     <pic:cNvPicPr/>
                   </pic:nvPicPr>
                   <pic:blipFill>
-                    <a:blip xmlns:r="http://schemas.openxmlformats.org/officeDocument/2006/relationships" r:embed="rImage1"/>
+                    <a:blip xmlns:r="http://schemas.openxmlformats.org/officeDocument/2006/relationships" r:embed="DeterministicId1"/>
                     <a:stretch>
                       <a:fillRect/>
                     </a:stretch>

--- a/src/OpenXmlHtml.Tests/Samples/WordSamples.EmployeeOnboardingGuide.Net.verified.docx
+++ b/src/OpenXmlHtml.Tests/Samples/WordSamples.EmployeeOnboardingGuide.Net.verified.docx
@@ -38,6 +38,9 @@
       </w:r>
     </w:p>
     <w:p>
+      <w:pPr>
+        <w:pStyle w:val="Heading1"/>
+      </w:pPr>
       <w:r>
         <w:rPr>
           <w:b/>
@@ -59,6 +62,9 @@
       </w:r>
     </w:p>
     <w:p>
+      <w:pPr>
+        <w:pStyle w:val="Heading2"/>
+      </w:pPr>
       <w:r>
         <w:rPr>
           <w:b/>
@@ -88,6 +94,9 @@
       </w:r>
     </w:p>
     <w:p>
+      <w:pPr>
+        <w:pStyle w:val="Heading3"/>
+      </w:pPr>
       <w:r>
         <w:rPr>
           <w:b/>
@@ -153,6 +162,9 @@
       </w:r>
     </w:p>
     <w:p>
+      <w:pPr>
+        <w:pStyle w:val="Heading3"/>
+      </w:pPr>
       <w:r>
         <w:rPr>
           <w:b/>
@@ -297,6 +309,9 @@
       </w:tr>
     </w:tbl>
     <w:p>
+      <w:pPr>
+        <w:pStyle w:val="Heading3"/>
+      </w:pPr>
       <w:r>
         <w:rPr>
           <w:b/>

--- a/src/OpenXmlHtml.Tests/Samples/WordSamples.EmployeeOnboardingGuide.Net.verified.docx
+++ b/src/OpenXmlHtml.Tests/Samples/WordSamples.EmployeeOnboardingGuide.Net.verified.docx
@@ -105,17 +105,25 @@
       </w:r>
     </w:p>
     <w:p>
-      <w:r>
-        <w:t xml:space="preserve">1. </w:t>
-      </w:r>
+      <w:pPr>
+        <w:pStyle w:val="ListParagraph"/>
+        <w:numPr>
+          <w:ilvl w:val="0"/>
+          <w:numId w:val="2"/>
+        </w:numPr>
+      </w:pPr>
       <w:r>
         <w:t xml:space="preserve">Sign employment agreement</w:t>
       </w:r>
     </w:p>
     <w:p>
-      <w:r>
-        <w:t xml:space="preserve">2. </w:t>
-      </w:r>
+      <w:pPr>
+        <w:pStyle w:val="ListParagraph"/>
+        <w:numPr>
+          <w:ilvl w:val="0"/>
+          <w:numId w:val="2"/>
+        </w:numPr>
+      </w:pPr>
       <w:r>
         <w:t xml:space="preserve">Complete </w:t>
       </w:r>
@@ -131,9 +139,13 @@
       </w:r>
     </w:p>
     <w:p>
-      <w:r>
-        <w:t xml:space="preserve">3. </w:t>
-      </w:r>
+      <w:pPr>
+        <w:pStyle w:val="ListParagraph"/>
+        <w:numPr>
+          <w:ilvl w:val="0"/>
+          <w:numId w:val="2"/>
+        </w:numPr>
+      </w:pPr>
       <w:r>
         <w:t xml:space="preserve">Collect your </w:t>
       </w:r>
@@ -148,9 +160,13 @@
       </w:r>
     </w:p>
     <w:p>
-      <w:r>
-        <w:t xml:space="preserve">4. </w:t>
-      </w:r>
+      <w:pPr>
+        <w:pStyle w:val="ListParagraph"/>
+        <w:numPr>
+          <w:ilvl w:val="0"/>
+          <w:numId w:val="2"/>
+        </w:numPr>
+      </w:pPr>
       <w:r>
         <w:t xml:space="preserve">Read the </w:t>
       </w:r>
@@ -410,4 +426,96 @@
     </w:p>
   </w:body>
 </w:document>
+</file>
+
+<file path=word/numbering.xml><?xml version="1.0" encoding="utf-8"?>
+<numbering xmlns="http://schemas.openxmlformats.org/wordprocessingml/2006/main">
+  <abstractNum xmlns:p2="http://schemas.openxmlformats.org/wordprocessingml/2006/main" p2:abstractNumId="0">
+    <p2:multiLevelType p2:val="hybridMultilevel"/>
+    <p2:lvl p2:ilvl="0">
+      <p2:start p2:val="1"/>
+      <p2:numFmt p2:val="decimal"/>
+      <p2:lvlText p2:val="%1."/>
+      <p2:lvlJc p2:val="left"/>
+      <p2:pPr>
+        <p2:ind p2:left="720" p2:hanging="360"/>
+      </p2:pPr>
+    </p2:lvl>
+    <p2:lvl p2:ilvl="1">
+      <p2:start p2:val="1"/>
+      <p2:numFmt p2:val="decimal"/>
+      <p2:lvlText p2:val="%2."/>
+      <p2:lvlJc p2:val="left"/>
+      <p2:pPr>
+        <p2:ind p2:left="1440" p2:hanging="360"/>
+      </p2:pPr>
+    </p2:lvl>
+    <p2:lvl p2:ilvl="2">
+      <p2:start p2:val="1"/>
+      <p2:numFmt p2:val="decimal"/>
+      <p2:lvlText p2:val="%3."/>
+      <p2:lvlJc p2:val="left"/>
+      <p2:pPr>
+        <p2:ind p2:left="2160" p2:hanging="360"/>
+      </p2:pPr>
+    </p2:lvl>
+    <p2:lvl p2:ilvl="3">
+      <p2:start p2:val="1"/>
+      <p2:numFmt p2:val="decimal"/>
+      <p2:lvlText p2:val="%4."/>
+      <p2:lvlJc p2:val="left"/>
+      <p2:pPr>
+        <p2:ind p2:left="2880" p2:hanging="360"/>
+      </p2:pPr>
+    </p2:lvl>
+    <p2:lvl p2:ilvl="4">
+      <p2:start p2:val="1"/>
+      <p2:numFmt p2:val="decimal"/>
+      <p2:lvlText p2:val="%5."/>
+      <p2:lvlJc p2:val="left"/>
+      <p2:pPr>
+        <p2:ind p2:left="3600" p2:hanging="360"/>
+      </p2:pPr>
+    </p2:lvl>
+    <p2:lvl p2:ilvl="5">
+      <p2:start p2:val="1"/>
+      <p2:numFmt p2:val="decimal"/>
+      <p2:lvlText p2:val="%6."/>
+      <p2:lvlJc p2:val="left"/>
+      <p2:pPr>
+        <p2:ind p2:left="4320" p2:hanging="360"/>
+      </p2:pPr>
+    </p2:lvl>
+    <p2:lvl p2:ilvl="6">
+      <p2:start p2:val="1"/>
+      <p2:numFmt p2:val="decimal"/>
+      <p2:lvlText p2:val="%7."/>
+      <p2:lvlJc p2:val="left"/>
+      <p2:pPr>
+        <p2:ind p2:left="5040" p2:hanging="360"/>
+      </p2:pPr>
+    </p2:lvl>
+    <p2:lvl p2:ilvl="7">
+      <p2:start p2:val="1"/>
+      <p2:numFmt p2:val="decimal"/>
+      <p2:lvlText p2:val="%8."/>
+      <p2:lvlJc p2:val="left"/>
+      <p2:pPr>
+        <p2:ind p2:left="5760" p2:hanging="360"/>
+      </p2:pPr>
+    </p2:lvl>
+    <p2:lvl p2:ilvl="8">
+      <p2:start p2:val="1"/>
+      <p2:numFmt p2:val="decimal"/>
+      <p2:lvlText p2:val="%9."/>
+      <p2:lvlJc p2:val="left"/>
+      <p2:pPr>
+        <p2:ind p2:left="6480" p2:hanging="360"/>
+      </p2:pPr>
+    </p2:lvl>
+  </abstractNum>
+  <num xmlns:p2="http://schemas.openxmlformats.org/wordprocessingml/2006/main" p2:numId="2">
+    <p2:abstractNumId p2:val="0"/>
+  </num>
+</numbering>
 </file>
--- a/src/OpenXmlHtml.Tests/Samples/WordSamples.EmployeeOnboardingGuide.Net.verified.docx
+++ b/src/OpenXmlHtml.Tests/Samples/WordSamples.EmployeeOnboardingGuide.Net.verified.docx
@@ -152,6 +152,7 @@
       <w:r>
         <w:rPr>
           <w:color w:val="000000"/>
+          <w:shd w:val="clear" w:fill="FFFF00"/>
         </w:rPr>
         <w:t xml:space="preserve">badge and laptop</w:t>
       </w:r>

--- a/src/OpenXmlHtml.Tests/Samples/WordSamples.EmployeeOnboardingGuide.Net.verified.docx
+++ b/src/OpenXmlHtml.Tests/Samples/WordSamples.EmployeeOnboardingGuide.Net.verified.docx
@@ -16,7 +16,7 @@
                     <pic:cNvPicPr/>
                   </pic:nvPicPr>
                   <pic:blipFill>
-                    <a:blip xmlns:r="http://schemas.openxmlformats.org/officeDocument/2006/relationships" r:embed="DeterministicId1"/>
+                    <a:blip xmlns:r="http://schemas.openxmlformats.org/officeDocument/2006/relationships" r:embed="DeterministicId3"/>
                     <a:stretch>
                       <a:fillRect/>
                     </a:stretch>
@@ -127,16 +127,15 @@
       <w:r>
         <w:t xml:space="preserve">Complete </w:t>
       </w:r>
-      <w:r>
-        <w:rPr>
-          <w:u w:val="single"/>
-          <w:color w:val="0563C1"/>
-        </w:rPr>
-        <w:t xml:space="preserve">tax forms</w:t>
-      </w:r>
-      <w:r>
-        <w:t xml:space="preserve"> (https://hr.contoso.com/tax)</w:t>
-      </w:r>
+      <w:hyperlink xmlns:r="http://schemas.openxmlformats.org/officeDocument/2006/relationships" r:id="DeterministicId1">
+        <w:r>
+          <w:rPr>
+            <w:u w:val="single"/>
+            <w:color w:val="0563C1"/>
+          </w:rPr>
+          <w:t xml:space="preserve">tax forms</w:t>
+        </w:r>
+      </w:hyperlink>
     </w:p>
     <w:p>
       <w:pPr>
@@ -404,20 +403,16 @@
         </w:rPr>
         <w:t xml:space="preserve">Last updated: January 2024. For questions contact </w:t>
       </w:r>
-      <w:r>
-        <w:rPr>
-          <w:u w:val="single"/>
-          <w:color w:val="0563C1"/>
-          <w:sz w:val="19"/>
-        </w:rPr>
-        <w:t xml:space="preserve">onboarding@contoso.com</w:t>
-      </w:r>
-      <w:r>
-        <w:rPr>
-          <w:sz w:val="19"/>
-        </w:rPr>
-        <w:t xml:space="preserve"> (mailto:onboarding@contoso.com)</w:t>
-      </w:r>
+      <w:hyperlink xmlns:r="http://schemas.openxmlformats.org/officeDocument/2006/relationships" r:id="DeterministicId2">
+        <w:r>
+          <w:rPr>
+            <w:u w:val="single"/>
+            <w:color w:val="0563C1"/>
+            <w:sz w:val="19"/>
+          </w:rPr>
+          <w:t xml:space="preserve">onboarding@contoso.com</w:t>
+        </w:r>
+      </w:hyperlink>
       <w:r>
         <w:rPr>
           <w:sz w:val="19"/>

--- a/src/OpenXmlHtml.Tests/Samples/WordSamples.EmployeeOnboardingGuide.Net.verified.docx
+++ b/src/OpenXmlHtml.Tests/Samples/WordSamples.EmployeeOnboardingGuide.Net.verified.docx
@@ -420,6 +420,10 @@
         <w:t xml:space="preserve">.</w:t>
       </w:r>
     </w:p>
+    <w:sectPr>
+      <w:pgSz w:w="11906" w:h="16838"/>
+      <w:pgMar w:top="1440" w:right="1440" w:bottom="1440" w:left="1440" w:header="720" w:footer="720" w:gutter="0"/>
+    </w:sectPr>
   </w:body>
 </w:document>
 </file>

--- a/src/OpenXmlHtml.Tests/Samples/WordSamples.EmployeeOnboardingGuide.Net.verified.docx
+++ b/src/OpenXmlHtml.Tests/Samples/WordSamples.EmployeeOnboardingGuide.Net.verified.docx
@@ -111,6 +111,7 @@
           <w:ilvl w:val="0"/>
           <w:numId w:val="2"/>
         </w:numPr>
+        <w:contextualSpacing/>
       </w:pPr>
       <w:r>
         <w:t xml:space="preserve">Sign employment agreement</w:t>
@@ -123,6 +124,7 @@
           <w:ilvl w:val="0"/>
           <w:numId w:val="2"/>
         </w:numPr>
+        <w:contextualSpacing/>
       </w:pPr>
       <w:r>
         <w:t xml:space="preserve">Complete </w:t>
@@ -144,6 +146,7 @@
           <w:ilvl w:val="0"/>
           <w:numId w:val="2"/>
         </w:numPr>
+        <w:contextualSpacing/>
       </w:pPr>
       <w:r>
         <w:t xml:space="preserve">Collect your </w:t>
@@ -166,6 +169,7 @@
           <w:ilvl w:val="0"/>
           <w:numId w:val="2"/>
         </w:numPr>
+        <w:contextualSpacing/>
       </w:pPr>
       <w:r>
         <w:t xml:space="preserve">Read the </w:t>

--- a/src/OpenXmlHtml.Tests/Samples/WordSamples.EmployeeOnboardingGuide.Net.verified.docx
+++ b/src/OpenXmlHtml.Tests/Samples/WordSamples.EmployeeOnboardingGuide.Net.verified.docx
@@ -442,7 +442,7 @@
       <p2:lvlText p2:val="%1."/>
       <p2:lvlJc p2:val="left"/>
       <p2:pPr>
-        <p2:ind p2:left="720" p2:hanging="360"/>
+        <p2:ind p2:left="240" p2:hanging="180"/>
       </p2:pPr>
     </p2:lvl>
     <p2:lvl p2:ilvl="1">
@@ -451,7 +451,7 @@
       <p2:lvlText p2:val="%2."/>
       <p2:lvlJc p2:val="left"/>
       <p2:pPr>
-        <p2:ind p2:left="1440" p2:hanging="360"/>
+        <p2:ind p2:left="480" p2:hanging="180"/>
       </p2:pPr>
     </p2:lvl>
     <p2:lvl p2:ilvl="2">
@@ -460,7 +460,7 @@
       <p2:lvlText p2:val="%3."/>
       <p2:lvlJc p2:val="left"/>
       <p2:pPr>
-        <p2:ind p2:left="2160" p2:hanging="360"/>
+        <p2:ind p2:left="720" p2:hanging="180"/>
       </p2:pPr>
     </p2:lvl>
     <p2:lvl p2:ilvl="3">
@@ -469,7 +469,7 @@
       <p2:lvlText p2:val="%4."/>
       <p2:lvlJc p2:val="left"/>
       <p2:pPr>
-        <p2:ind p2:left="2880" p2:hanging="360"/>
+        <p2:ind p2:left="960" p2:hanging="180"/>
       </p2:pPr>
     </p2:lvl>
     <p2:lvl p2:ilvl="4">
@@ -478,7 +478,7 @@
       <p2:lvlText p2:val="%5."/>
       <p2:lvlJc p2:val="left"/>
       <p2:pPr>
-        <p2:ind p2:left="3600" p2:hanging="360"/>
+        <p2:ind p2:left="1200" p2:hanging="180"/>
       </p2:pPr>
     </p2:lvl>
     <p2:lvl p2:ilvl="5">
@@ -487,7 +487,7 @@
       <p2:lvlText p2:val="%6."/>
       <p2:lvlJc p2:val="left"/>
       <p2:pPr>
-        <p2:ind p2:left="4320" p2:hanging="360"/>
+        <p2:ind p2:left="1440" p2:hanging="180"/>
       </p2:pPr>
     </p2:lvl>
     <p2:lvl p2:ilvl="6">
@@ -496,7 +496,7 @@
       <p2:lvlText p2:val="%7."/>
       <p2:lvlJc p2:val="left"/>
       <p2:pPr>
-        <p2:ind p2:left="5040" p2:hanging="360"/>
+        <p2:ind p2:left="1680" p2:hanging="180"/>
       </p2:pPr>
     </p2:lvl>
     <p2:lvl p2:ilvl="7">
@@ -505,7 +505,7 @@
       <p2:lvlText p2:val="%8."/>
       <p2:lvlJc p2:val="left"/>
       <p2:pPr>
-        <p2:ind p2:left="5760" p2:hanging="360"/>
+        <p2:ind p2:left="1920" p2:hanging="180"/>
       </p2:pPr>
     </p2:lvl>
     <p2:lvl p2:ilvl="8">
@@ -514,7 +514,7 @@
       <p2:lvlText p2:val="%9."/>
       <p2:lvlJc p2:val="left"/>
       <p2:pPr>
-        <p2:ind p2:left="6480" p2:hanging="360"/>
+        <p2:ind p2:left="2160" p2:hanging="180"/>
       </p2:pPr>
     </p2:lvl>
   </abstractNum>

--- a/src/OpenXmlHtml.Tests/Samples/WordSamples.EmployeeOnboardingGuide.Net.verified.docx
+++ b/src/OpenXmlHtml.Tests/Samples/WordSamples.EmployeeOnboardingGuide.Net.verified.docx
@@ -442,7 +442,7 @@
       <p2:lvlText p2:val="%1."/>
       <p2:lvlJc p2:val="left"/>
       <p2:pPr>
-        <p2:ind p2:left="240" p2:hanging="180"/>
+        <p2:ind p2:left="480" p2:hanging="240"/>
       </p2:pPr>
     </p2:lvl>
     <p2:lvl p2:ilvl="1">
@@ -451,7 +451,7 @@
       <p2:lvlText p2:val="%2."/>
       <p2:lvlJc p2:val="left"/>
       <p2:pPr>
-        <p2:ind p2:left="480" p2:hanging="180"/>
+        <p2:ind p2:left="960" p2:hanging="240"/>
       </p2:pPr>
     </p2:lvl>
     <p2:lvl p2:ilvl="2">
@@ -460,7 +460,7 @@
       <p2:lvlText p2:val="%3."/>
       <p2:lvlJc p2:val="left"/>
       <p2:pPr>
-        <p2:ind p2:left="720" p2:hanging="180"/>
+        <p2:ind p2:left="1440" p2:hanging="240"/>
       </p2:pPr>
     </p2:lvl>
     <p2:lvl p2:ilvl="3">
@@ -469,7 +469,7 @@
       <p2:lvlText p2:val="%4."/>
       <p2:lvlJc p2:val="left"/>
       <p2:pPr>
-        <p2:ind p2:left="960" p2:hanging="180"/>
+        <p2:ind p2:left="1920" p2:hanging="240"/>
       </p2:pPr>
     </p2:lvl>
     <p2:lvl p2:ilvl="4">
@@ -478,7 +478,7 @@
       <p2:lvlText p2:val="%5."/>
       <p2:lvlJc p2:val="left"/>
       <p2:pPr>
-        <p2:ind p2:left="1200" p2:hanging="180"/>
+        <p2:ind p2:left="2400" p2:hanging="240"/>
       </p2:pPr>
     </p2:lvl>
     <p2:lvl p2:ilvl="5">
@@ -487,7 +487,7 @@
       <p2:lvlText p2:val="%6."/>
       <p2:lvlJc p2:val="left"/>
       <p2:pPr>
-        <p2:ind p2:left="1440" p2:hanging="180"/>
+        <p2:ind p2:left="2880" p2:hanging="240"/>
       </p2:pPr>
     </p2:lvl>
     <p2:lvl p2:ilvl="6">
@@ -496,7 +496,7 @@
       <p2:lvlText p2:val="%7."/>
       <p2:lvlJc p2:val="left"/>
       <p2:pPr>
-        <p2:ind p2:left="1680" p2:hanging="180"/>
+        <p2:ind p2:left="3360" p2:hanging="240"/>
       </p2:pPr>
     </p2:lvl>
     <p2:lvl p2:ilvl="7">
@@ -505,7 +505,7 @@
       <p2:lvlText p2:val="%8."/>
       <p2:lvlJc p2:val="left"/>
       <p2:pPr>
-        <p2:ind p2:left="1920" p2:hanging="180"/>
+        <p2:ind p2:left="3840" p2:hanging="240"/>
       </p2:pPr>
     </p2:lvl>
     <p2:lvl p2:ilvl="8">
@@ -514,7 +514,7 @@
       <p2:lvlText p2:val="%9."/>
       <p2:lvlJc p2:val="left"/>
       <p2:pPr>
-        <p2:ind p2:left="2160" p2:hanging="180"/>
+        <p2:ind p2:left="4320" p2:hanging="240"/>
       </p2:pPr>
     </p2:lvl>
   </abstractNum>
